--- a/examples/tutorial/doc/09-end-to-end-classification-pipeline.docx
+++ b/examples/tutorial/doc/09-end-to-end-classification-pipeline.docx
@@ -2,7 +2,7 @@
 <file path=word/document.xml><?xml version="1.0" encoding="utf-8"?>
 <w:document xmlns:w="http://schemas.openxmlformats.org/wordprocessingml/2006/main" xmlns:m="http://schemas.openxmlformats.org/officeDocument/2006/math" xmlns:r="http://schemas.openxmlformats.org/officeDocument/2006/relationships" xmlns:o="urn:schemas-microsoft-com:office:office" xmlns:v="urn:schemas-microsoft-com:vml" xmlns:w10="urn:schemas-microsoft-com:office:word" xmlns:a="http://schemas.openxmlformats.org/drawingml/2006/main" xmlns:pic="http://schemas.openxmlformats.org/drawingml/2006/picture" xmlns:wp="http://schemas.openxmlformats.org/drawingml/2006/wordprocessingDrawing">
   <w:body>
-    <w:bookmarkStart w:id="20" w:name="Xd2d67337669df5126d7194bc1ad673ad922feca"/>
+    <w:bookmarkStart w:id="9" w:name="Xd2d67337669df5126d7194bc1ad673ad922feca"/>
     <w:p>
       <w:pPr>
         <w:pStyle w:val="Heading2"/>
@@ -48,6 +48,45 @@
       </w:pPr>
       <w:r>
         <w:rPr>
+          <w:rStyle w:val="FunctionTok"/>
+        </w:rPr>
+        <w:t xml:space="preserve">source</w:t>
+      </w:r>
+      <w:r>
+        <w:rPr>
+          <w:rStyle w:val="NormalTok"/>
+        </w:rPr>
+        <w:t xml:space="preserve">(</w:t>
+      </w:r>
+      <w:r>
+        <w:rPr>
+          <w:rStyle w:val="FunctionTok"/>
+        </w:rPr>
+        <w:t xml:space="preserve">url</w:t>
+      </w:r>
+      <w:r>
+        <w:rPr>
+          <w:rStyle w:val="NormalTok"/>
+        </w:rPr>
+        <w:t xml:space="preserve">(</w:t>
+      </w:r>
+      <w:r>
+        <w:rPr>
+          <w:rStyle w:val="StringTok"/>
+        </w:rPr>
+        <w:t xml:space="preserve">"https://raw.githubusercontent.com/cefet-rj-dal/daltoolbox/main/examples/seed.R"</w:t>
+      </w:r>
+      <w:r>
+        <w:rPr>
+          <w:rStyle w:val="NormalTok"/>
+        </w:rPr>
+        <w:t xml:space="preserve">))</w:t>
+      </w:r>
+      <w:r>
+        <w:br/>
+      </w:r>
+      <w:r>
+        <w:rPr>
           <w:rStyle w:val="CommentTok"/>
         </w:rPr>
         <w:t xml:space="preserve"># install.packages("daltoolbox")</w:t>
@@ -168,25 +207,13 @@
         <w:rPr>
           <w:rStyle w:val="FunctionTok"/>
         </w:rPr>
-        <w:t xml:space="preserve">set.seed</w:t>
-      </w:r>
-      <w:r>
-        <w:rPr>
-          <w:rStyle w:val="NormalTok"/>
-        </w:rPr>
-        <w:t xml:space="preserve">(</w:t>
-      </w:r>
-      <w:r>
-        <w:rPr>
-          <w:rStyle w:val="DecValTok"/>
-        </w:rPr>
-        <w:t xml:space="preserve">1</w:t>
-      </w:r>
-      <w:r>
-        <w:rPr>
-          <w:rStyle w:val="NormalTok"/>
-        </w:rPr>
-        <w:t xml:space="preserve">)</w:t>
+        <w:t xml:space="preserve">set_example_seed</w:t>
+      </w:r>
+      <w:r>
+        <w:rPr>
+          <w:rStyle w:val="NormalTok"/>
+        </w:rPr>
+        <w:t xml:space="preserve">()</w:t>
       </w:r>
       <w:r>
         <w:br/>
@@ -359,6 +386,21 @@
       </w:r>
       <w:r>
         <w:rPr>
+          <w:rStyle w:val="FunctionTok"/>
+        </w:rPr>
+        <w:t xml:space="preserve">set_example_seed</w:t>
+      </w:r>
+      <w:r>
+        <w:rPr>
+          <w:rStyle w:val="NormalTok"/>
+        </w:rPr>
+        <w:t xml:space="preserve">()</w:t>
+      </w:r>
+      <w:r>
+        <w:br/>
+      </w:r>
+      <w:r>
+        <w:rPr>
           <w:rStyle w:val="NormalTok"/>
         </w:rPr>
         <w:t xml:space="preserve">norm </w:t>
@@ -462,7 +504,19 @@
         <w:pStyle w:val="FirstParagraph"/>
       </w:pPr>
       <w:r>
-        <w:t xml:space="preserve">With the transformed data ready, fit a classifier and evaluate it.</w:t>
+        <w:t xml:space="preserve">With the transformed data ready, fit a classifier and evaluate it. The classifier returns one score column per class, which is the native classification format used by</w:t>
+      </w:r>
+      <w:r>
+        <w:t xml:space="preserve"> </w:t>
+      </w:r>
+      <w:r>
+        <w:rPr>
+          <w:rStyle w:val="VerbatimChar"/>
+        </w:rPr>
+        <w:t xml:space="preserve">daltoolbox</w:t>
+      </w:r>
+      <w:r>
+        <w:t xml:space="preserve">.</w:t>
       </w:r>
     </w:p>
     <w:p>
@@ -540,6 +594,21 @@
       </w:r>
       <w:r>
         <w:rPr>
+          <w:rStyle w:val="FunctionTok"/>
+        </w:rPr>
+        <w:t xml:space="preserve">set_example_seed</w:t>
+      </w:r>
+      <w:r>
+        <w:rPr>
+          <w:rStyle w:val="NormalTok"/>
+        </w:rPr>
+        <w:t xml:space="preserve">()</w:t>
+      </w:r>
+      <w:r>
+        <w:br/>
+      </w:r>
+      <w:r>
+        <w:rPr>
           <w:rStyle w:val="NormalTok"/>
         </w:rPr>
         <w:t xml:space="preserve">model </w:t>
@@ -635,19 +704,7 @@
         <w:rPr>
           <w:rStyle w:val="NormalTok"/>
         </w:rPr>
-        <w:t xml:space="preserve">(model, </w:t>
-      </w:r>
-      <w:r>
-        <w:rPr>
-          <w:rStyle w:val="FunctionTok"/>
-        </w:rPr>
-        <w:t xml:space="preserve">adjust_class_label</w:t>
-      </w:r>
-      <w:r>
-        <w:rPr>
-          <w:rStyle w:val="NormalTok"/>
-        </w:rPr>
-        <w:t xml:space="preserve">(iris_train_norm</w:t>
+        <w:t xml:space="preserve">(model, iris_train_norm</w:t>
       </w:r>
       <w:r>
         <w:rPr>
@@ -659,7 +716,7 @@
         <w:rPr>
           <w:rStyle w:val="NormalTok"/>
         </w:rPr>
-        <w:t xml:space="preserve">Species), train_prediction)</w:t>
+        <w:t xml:space="preserve">Species, train_prediction)</w:t>
       </w:r>
       <w:r>
         <w:br/>
@@ -768,19 +825,7 @@
         <w:rPr>
           <w:rStyle w:val="NormalTok"/>
         </w:rPr>
-        <w:t xml:space="preserve">(model, </w:t>
-      </w:r>
-      <w:r>
-        <w:rPr>
-          <w:rStyle w:val="FunctionTok"/>
-        </w:rPr>
-        <w:t xml:space="preserve">adjust_class_label</w:t>
-      </w:r>
-      <w:r>
-        <w:rPr>
-          <w:rStyle w:val="NormalTok"/>
-        </w:rPr>
-        <w:t xml:space="preserve">(iris_test_norm</w:t>
+        <w:t xml:space="preserve">(model, iris_test_norm</w:t>
       </w:r>
       <w:r>
         <w:rPr>
@@ -792,7 +837,7 @@
         <w:rPr>
           <w:rStyle w:val="NormalTok"/>
         </w:rPr>
-        <w:t xml:space="preserve">Species), test_prediction)</w:t>
+        <w:t xml:space="preserve">Species, test_prediction)</w:t>
       </w:r>
       <w:r>
         <w:br/>
@@ -824,7 +869,7 @@
         <w:rPr>
           <w:rStyle w:val="VerbatimChar"/>
         </w:rPr>
-        <w:t xml:space="preserve">##    accuracy TP TN FP FN precision recall sensitivity specificity f1</w:t>
+        <w:t xml:space="preserve">##   accuracy TP TN FP FN precision recall sensitivity specificity f1</w:t>
       </w:r>
       <w:r>
         <w:br/>
@@ -833,7 +878,7 @@
         <w:rPr>
           <w:rStyle w:val="VerbatimChar"/>
         </w:rPr>
-        <w:t xml:space="preserve">## 1 0.9666667 10 20  0  0         1      1           1           1  1</w:t>
+        <w:t xml:space="preserve">## 1      0.9 10 20  0  0         1      1           1           1  1</w:t>
       </w:r>
     </w:p>
     <w:p>
@@ -844,7 +889,7 @@
         <w:t xml:space="preserve">For learners who are sensitive to scale, this kind of complete preparation-and-modeling sequence is often more realistic than a raw-data example.</w:t>
       </w:r>
     </w:p>
-    <w:bookmarkEnd w:id="20"/>
+    <w:bookmarkEnd w:id="9"/>
     <w:sectPr>
       <w:footnotePr>
         <w:numRestart w:val="eachSect"/>
@@ -966,10 +1011,10 @@
   <w:docDefaults>
     <w:rPrDefault>
       <w:rPr>
-        <w:rFonts w:asciiTheme="minorHAnsi" w:cstheme="minorBidi" w:eastAsiaTheme="minorHAnsi" w:hAnsiTheme="minorHAnsi"/>
+        <w:rFonts w:asciiTheme="minorHAnsi" w:cstheme="minorBidi" w:eastAsiaTheme="minorEastAsia" w:hAnsiTheme="minorHAnsi"/>
         <w:sz w:val="24"/>
         <w:szCs w:val="24"/>
-        <w:lang w:bidi="ar-SA" w:eastAsia="en-US" w:val="en-US"/>
+        <w:lang w:bidi="ar-SA" w:eastAsia="zh-CN" w:val="en-US"/>
       </w:rPr>
     </w:rPrDefault>
     <w:pPrDefault>
@@ -1510,13 +1555,6 @@
       </w:tblCellMar>
     </w:tblPr>
     <w:tblStylePr w:type="firstRow">
-      <w:tblPr>
-        <w:jc w:val="left"/>
-        <w:tblInd w:type="dxa" w:w="0"/>
-      </w:tblPr>
-      <w:trPr>
-        <w:jc w:val="left"/>
-      </w:trPr>
       <w:tcPr>
         <w:tcBorders>
           <w:bottom w:val="single"/>
